--- a/nep/docx/48.content.docx
+++ b/nep/docx/48.content.docx
@@ -136,13 +136,6 @@
         <w:rPr>
           <w:lang w:val="ne_NP" w:bidi="ne_NP"/>
         </w:rPr>
-      </w:r>
-      <w:r>
-        <w:rPr>
-          <w:i/>
-          <w:lang w:val="ne_NP" w:bidi="ne_NP"/>
-        </w:rPr>
-        <w:t>गलाती 1:1, गलाती 1:4, गलाती 1:6, गलाती 1:7, गलाती 1:8–9, गलाती 1:10, गलाती 1:12, गलाती 1:13–14, गलाती 1:15, गलाती 1:16, गलाती 1:18–19, गलाती 1:22–23, गलाती 2:1–2, गलाती 2:3, गलाती 2:4, गलाती 2:6, गलाती 2:7–8, गलाती 2:7–8 (#2), गलाती 2:9, गलाती 2:11–12, गलाती 2:14, गलाती 2:16, गलाती 2:16 (#2), गलाती 2:18, गलाती 2:20, गलाती 2:20 (#2), गलाती 3:6, गलाती 3:7, गलाती 3:8, गलाती 3:10, गलाती 3:11, गलाती 3:13–14, गलाती 3:16, गलाती 3:17, गलाती 3:19, गलाती 3:22, गलाती 3:23–26, गलाती 3:27, गलाती 3:28, गलाती 4:1–2, गलाती 4:4–5, गलाती 4:5, गलाती 4:6, गलाती 4:8, गलाती 4:9, गलाती 4:9–11, गलाती 4:13, गलाती 4:14, गलाती 4:17, गलाती 4:20–21, गलाती 4:22, गलाती 4:26, गलाती 4:28, गलाती 4:29, गलाती 4:30, गलाती 4:31, गलाती 5:1, गलाती 5:2, गलाती 5:4, गलाती 5:6, गलाती 5:10, गलाती 5:11, गलाती 5:13, गलाती 5:13 (#2), गलाती 5:14, गलाती 5:16, गलाती 5:17, गलाती 5:20–21, गलाती 5:21, गलाती 5:22–23, गलाती 5:24, गलाती 6:1, गलाती 6:1 (#2), गलाती 6:2, गलाती 6:4, गलाती 6:6, गलाती 6:7, गलाती 6:8, गलाती 6:8 (#2), गलाती 6:9, गलाती 6:10, गलाती 6:12, गलाती 6:14, गलाती 6:15, गलाती 6:16, गलाती 6:17</w:t>
       </w:r>
       <w:r>
         <w:rPr>

--- a/nep/docx/48.content.docx
+++ b/nep/docx/48.content.docx
@@ -123,19 +123,6 @@
           <w:lang w:val="ne_NP" w:bidi="ne_NP"/>
         </w:rPr>
         <w:t>GAL</w:t>
-      </w:r>
-      <w:r>
-        <w:rPr>
-          <w:lang w:val="ne_NP" w:bidi="ne_NP"/>
-        </w:rPr>
-      </w:r>
-    </w:p>
-    <w:p>
-      <w:pPr/>
-      <w:r>
-        <w:rPr>
-          <w:lang w:val="ne_NP" w:bidi="ne_NP"/>
-        </w:rPr>
       </w:r>
       <w:r>
         <w:rPr>

--- a/nep/docx/48.content.docx
+++ b/nep/docx/48.content.docx
@@ -19,7 +19,7 @@
         <w:rPr>
           <w:lang w:val="ne_NP" w:bidi="ne_NP"/>
         </w:rPr>
-        <w:t>Resource: Translation Questions (unfoldingWord)</w:t>
+        <w:t>Resource: unfoldingWord® Translation Questions</w:t>
       </w:r>
       <w:r>
         <w:rPr>
@@ -85,7 +85,7 @@
         <w:rPr>
           <w:lang w:val="ne_NP" w:bidi="ne_NP"/>
         </w:rPr>
-        <w:t>Translation Questions (unfoldingWord)</w:t>
+        <w:t>unfoldingWord® Translation Questions</w:t>
       </w:r>
     </w:p>
     <w:p>
